--- a/docs/Инструкция - Система уведомлений CRM.docx
+++ b/docs/Инструкция - Система уведомлений CRM.docx
@@ -102,7 +102,7 @@
           <w:color w:val="555555"/>
           <w:sz w:val="20"/>
         </w:rPr>
-        <w:t>Версия 1.1  |  Март 2026</w:t>
+        <w:t>Версия 1.2  |  Март 2026</w:t>
       </w:r>
     </w:p>
     <w:p>
@@ -2801,14 +2801,13 @@
           <w:b/>
           <w:sz w:val="22"/>
         </w:rPr>
-        <w:t xml:space="preserve">Шаг 2: </w:t>
+        <w:t>В столбце Действия найти кнопку приглашения (последняя иконка в строке): серая — нет email; синяя (человек со значком +) — нажать для отправки; зелёная (человек с галочкой) — Telegram уже подключён.</w:t>
       </w:r>
       <w:r>
         <w:rPr>
           <w:rFonts w:ascii="Segoe UI" w:hAnsi="Segoe UI"/>
           <w:sz w:val="22"/>
         </w:rPr>
-        <w:t xml:space="preserve">В столбце Действия нажать 4-ю иконку — </w:t>
       </w:r>
       <w:r>
         <w:rPr>
@@ -2816,13 +2815,11 @@
           <w:b/>
           <w:sz w:val="22"/>
         </w:rPr>
-        <w:t>"человек со значком +"</w:t>
       </w:r>
       <w:r>
         <w:rPr>
           <w:rFonts w:ascii="Segoe UI" w:hAnsi="Segoe UI"/>
         </w:rPr>
-        <w:t xml:space="preserve"> (кнопка приглашения, после иконок просмотра, редактирования и удаления)</w:t>
       </w:r>
     </w:p>
     <w:p>
@@ -3131,7 +3128,7 @@
                 <w:color w:val="555555"/>
                 <w:sz w:val="20"/>
               </w:rPr>
-              <w:t>Настройки уведомлений доступны ЛЮБОМУ сотруднику — нажмите на своё имя в верхней строке программы.</w:t>
+              <w:t>Настройки уведомлений доступны ЛЮБОМУ сотруднику — нажмите кнопку "Настройки уведомлений" (шестерёнка) в верхней строке.</w:t>
               <w:br/>
               <w:t>Строка выглядит так: "Пользователь: Иванов Иван — должность: Менеджер"</w:t>
               <w:br/>
